--- a/Project Templates/2. Requirement Analysis/Technology Stack.docx
+++ b/Project Templates/2. Requirement Analysis/Technology Stack.docx
@@ -1,6 +1,6 @@
 
 <file path=word/document.xml><?xml version="1.0" encoding="utf-8"?>
-<w:document xmlns:wpc="http://schemas.microsoft.com/office/word/2010/wordprocessingCanvas" xmlns:cx="http://schemas.microsoft.com/office/drawing/2014/chartex" xmlns:cx1="http://schemas.microsoft.com/office/drawing/2015/9/8/chartex" xmlns:mc="http://schemas.openxmlformats.org/markup-compatibility/2006" xmlns:o="urn:schemas-microsoft-com:office:office" xmlns:r="http://schemas.openxmlformats.org/officeDocument/2006/relationships" xmlns:m="http://schemas.openxmlformats.org/officeDocument/2006/math" xmlns:v="urn:schemas-microsoft-com:vml" xmlns:wp14="http://schemas.microsoft.com/office/word/2010/wordprocessingDrawing" xmlns:wp="http://schemas.openxmlformats.org/drawingml/2006/wordprocessingDrawing" xmlns:w10="urn:schemas-microsoft-com:office:word" xmlns:w="http://schemas.openxmlformats.org/wordprocessingml/2006/main" xmlns:w14="http://schemas.microsoft.com/office/word/2010/wordml" xmlns:w15="http://schemas.microsoft.com/office/word/2012/wordml" xmlns:w16se="http://schemas.microsoft.com/office/word/2015/wordml/symex" xmlns:wpg="http://schemas.microsoft.com/office/word/2010/wordprocessingGroup" xmlns:wpi="http://schemas.microsoft.com/office/word/2010/wordprocessingInk" xmlns:wne="http://schemas.microsoft.com/office/word/2006/wordml" xmlns:wps="http://schemas.microsoft.com/office/word/2010/wordprocessingShape" mc:Ignorable="w14 w15 w16se wp14">
+<w:document xmlns:wpc="http://schemas.microsoft.com/office/word/2010/wordprocessingCanvas" xmlns:cx="http://schemas.microsoft.com/office/drawing/2014/chartex" xmlns:cx1="http://schemas.microsoft.com/office/drawing/2015/9/8/chartex" xmlns:cx2="http://schemas.microsoft.com/office/drawing/2015/10/21/chartex" xmlns:cx3="http://schemas.microsoft.com/office/drawing/2016/5/9/chartex" xmlns:cx4="http://schemas.microsoft.com/office/drawing/2016/5/10/chartex" xmlns:cx5="http://schemas.microsoft.com/office/drawing/2016/5/11/chartex" xmlns:cx6="http://schemas.microsoft.com/office/drawing/2016/5/12/chartex" xmlns:cx7="http://schemas.microsoft.com/office/drawing/2016/5/13/chartex" xmlns:cx8="http://schemas.microsoft.com/office/drawing/2016/5/14/chartex" xmlns:mc="http://schemas.openxmlformats.org/markup-compatibility/2006" xmlns:aink="http://schemas.microsoft.com/office/drawing/2016/ink" xmlns:am3d="http://schemas.microsoft.com/office/drawing/2017/model3d" xmlns:o="urn:schemas-microsoft-com:office:office" xmlns:oel="http://schemas.microsoft.com/office/2019/extlst" xmlns:r="http://schemas.openxmlformats.org/officeDocument/2006/relationships" xmlns:m="http://schemas.openxmlformats.org/officeDocument/2006/math" xmlns:v="urn:schemas-microsoft-com:vml" xmlns:wp14="http://schemas.microsoft.com/office/word/2010/wordprocessingDrawing" xmlns:wp="http://schemas.openxmlformats.org/drawingml/2006/wordprocessingDrawing" xmlns:w10="urn:schemas-microsoft-com:office:word" xmlns:w="http://schemas.openxmlformats.org/wordprocessingml/2006/main" xmlns:w14="http://schemas.microsoft.com/office/word/2010/wordml" xmlns:w15="http://schemas.microsoft.com/office/word/2012/wordml" xmlns:w16cex="http://schemas.microsoft.com/office/word/2018/wordml/cex" xmlns:w16cid="http://schemas.microsoft.com/office/word/2016/wordml/cid" xmlns:w16="http://schemas.microsoft.com/office/word/2018/wordml" xmlns:w16du="http://schemas.microsoft.com/office/word/2023/wordml/word16du" xmlns:w16sdtdh="http://schemas.microsoft.com/office/word/2020/wordml/sdtdatahash" xmlns:w16sdtfl="http://schemas.microsoft.com/office/word/2024/wordml/sdtformatlock" xmlns:w16se="http://schemas.microsoft.com/office/word/2015/wordml/symex" xmlns:wpg="http://schemas.microsoft.com/office/word/2010/wordprocessingGroup" xmlns:wpi="http://schemas.microsoft.com/office/word/2010/wordprocessingInk" xmlns:wne="http://schemas.microsoft.com/office/word/2006/wordml" xmlns:wps="http://schemas.microsoft.com/office/word/2010/wordprocessingShape" mc:Ignorable="w14 w15 w16se w16cid w16 w16cex w16sdtdh w16sdtfl w16du wp14">
   <w:body>
     <w:p>
       <w:pPr>
@@ -110,15 +110,25 @@
               <w:rPr>
                 <w:rFonts w:ascii="Arial" w:eastAsia="Arial" w:hAnsi="Arial" w:cs="Arial"/>
               </w:rPr>
-              <w:t>4 A</w:t>
-            </w:r>
-            <w:bookmarkStart w:id="0" w:name="_GoBack"/>
-            <w:bookmarkEnd w:id="0"/>
-            <w:r>
-              <w:rPr>
-                <w:rFonts w:ascii="Arial" w:eastAsia="Arial" w:hAnsi="Arial" w:cs="Arial"/>
-              </w:rPr>
-              <w:t>pril 2026</w:t>
+              <w:t xml:space="preserve">31 January </w:t>
+            </w:r>
+            <w:r>
+              <w:rPr>
+                <w:rFonts w:ascii="Arial" w:eastAsia="Arial" w:hAnsi="Arial" w:cs="Arial"/>
+              </w:rPr>
+              <w:t>2</w:t>
+            </w:r>
+            <w:r>
+              <w:rPr>
+                <w:rFonts w:ascii="Arial" w:eastAsia="Arial" w:hAnsi="Arial" w:cs="Arial"/>
+              </w:rPr>
+              <w:t>0</w:t>
+            </w:r>
+            <w:r>
+              <w:rPr>
+                <w:rFonts w:ascii="Arial" w:eastAsia="Arial" w:hAnsi="Arial" w:cs="Arial"/>
+              </w:rPr>
+              <w:t>26</w:t>
             </w:r>
           </w:p>
         </w:tc>
@@ -159,7 +169,7 @@
               <w:rPr>
                 <w:rFonts w:ascii="Arial" w:eastAsia="Arial" w:hAnsi="Arial" w:cs="Arial"/>
               </w:rPr>
-              <w:t>Team 1</w:t>
+              <w:t>SWTID-2026-5878</w:t>
             </w:r>
           </w:p>
         </w:tc>
@@ -289,17 +299,8 @@
           <w:rFonts w:ascii="Arial" w:eastAsia="Arial" w:hAnsi="Arial" w:cs="Arial"/>
           <w:bCs/>
         </w:rPr>
-        <w:t xml:space="preserve"> </w:t>
+        <w:t xml:space="preserve"> DIagram</w:t>
       </w:r>
-      <w:proofErr w:type="spellStart"/>
-      <w:r>
-        <w:rPr>
-          <w:rFonts w:ascii="Arial" w:eastAsia="Arial" w:hAnsi="Arial" w:cs="Arial"/>
-          <w:bCs/>
-        </w:rPr>
-        <w:t>DIagram</w:t>
-      </w:r>
-      <w:proofErr w:type="spellEnd"/>
       <w:r>
         <w:rPr>
           <w:rFonts w:ascii="Arial" w:eastAsia="Arial" w:hAnsi="Arial" w:cs="Arial"/>
@@ -321,7 +322,6 @@
           <w:rFonts w:ascii="Arial" w:eastAsia="Arial" w:hAnsi="Arial" w:cs="Arial"/>
           <w:b/>
           <w:noProof/>
-          <w:lang w:val="en-US" w:eastAsia="en-US" w:bidi="ta-IN"/>
         </w:rPr>
         <w:drawing>
           <wp:inline distT="0" distB="0" distL="0" distR="0" wp14:anchorId="44390E02" wp14:editId="05BC44CF">
@@ -392,7 +392,6 @@
           <w:rFonts w:ascii="Arial" w:eastAsia="Arial" w:hAnsi="Arial" w:cs="Arial"/>
           <w:b/>
           <w:noProof/>
-          <w:lang w:val="en-US" w:eastAsia="en-US" w:bidi="ta-IN"/>
         </w:rPr>
         <w:drawing>
           <wp:inline distT="0" distB="0" distL="0" distR="0" wp14:anchorId="61F411D8" wp14:editId="0321D44C">
@@ -511,7 +510,6 @@
                 <w:b/>
               </w:rPr>
             </w:pPr>
-            <w:proofErr w:type="spellStart"/>
             <w:r>
               <w:rPr>
                 <w:rStyle w:val="Strong"/>
@@ -519,17 +517,7 @@
                 <w:color w:val="1F1F1F"/>
                 <w:bdr w:val="none" w:sz="0" w:space="0" w:color="auto" w:frame="1"/>
               </w:rPr>
-              <w:t>S.No</w:t>
-            </w:r>
-            <w:proofErr w:type="spellEnd"/>
-            <w:r>
-              <w:rPr>
-                <w:rStyle w:val="Strong"/>
-                <w:rFonts w:ascii="Arial" w:hAnsi="Arial" w:cs="Arial"/>
-                <w:color w:val="1F1F1F"/>
-                <w:bdr w:val="none" w:sz="0" w:space="0" w:color="auto" w:frame="1"/>
-              </w:rPr>
-              <w:t>.</w:t>
+              <w:t>S.No.</w:t>
             </w:r>
           </w:p>
         </w:tc>
@@ -839,7 +827,6 @@
               </w:rPr>
               <w:t>ServiceNow Import Set Table (</w:t>
             </w:r>
-            <w:proofErr w:type="spellStart"/>
             <w:r>
               <w:rPr>
                 <w:rStyle w:val="HTMLCode"/>
@@ -849,7 +836,6 @@
               </w:rPr>
               <w:t>import_employee</w:t>
             </w:r>
-            <w:proofErr w:type="spellEnd"/>
             <w:r>
               <w:rPr>
                 <w:rFonts w:ascii="Arial" w:hAnsi="Arial" w:cs="Arial"/>
@@ -1433,7 +1419,6 @@
               </w:rPr>
               <w:t>ServiceNow User Table (</w:t>
             </w:r>
-            <w:proofErr w:type="spellStart"/>
             <w:r>
               <w:rPr>
                 <w:rStyle w:val="HTMLCode"/>
@@ -1443,7 +1428,6 @@
               </w:rPr>
               <w:t>sys_user</w:t>
             </w:r>
-            <w:proofErr w:type="spellEnd"/>
             <w:r>
               <w:rPr>
                 <w:rFonts w:ascii="Arial" w:hAnsi="Arial" w:cs="Arial"/>
@@ -1567,7 +1551,6 @@
               </w:rPr>
               <w:t>ServiceNow Department Table (</w:t>
             </w:r>
-            <w:proofErr w:type="spellStart"/>
             <w:r>
               <w:rPr>
                 <w:rStyle w:val="HTMLCode"/>
@@ -1577,7 +1560,6 @@
               </w:rPr>
               <w:t>cmn_department</w:t>
             </w:r>
-            <w:proofErr w:type="spellEnd"/>
             <w:r>
               <w:rPr>
                 <w:rFonts w:ascii="Arial" w:hAnsi="Arial" w:cs="Arial"/>
@@ -1808,23 +1790,13 @@
                 <w:rFonts w:ascii="Arial" w:eastAsia="Arial" w:hAnsi="Arial" w:cs="Arial"/>
               </w:rPr>
             </w:pPr>
-            <w:proofErr w:type="spellStart"/>
-            <w:r>
-              <w:rPr>
-                <w:rFonts w:ascii="Arial" w:hAnsi="Arial" w:cs="Arial"/>
-                <w:color w:val="1F1F1F"/>
-                <w:bdr w:val="none" w:sz="0" w:space="0" w:color="auto" w:frame="1"/>
-              </w:rPr>
-              <w:t>ServiceNow</w:t>
-            </w:r>
-            <w:proofErr w:type="spellEnd"/>
-            <w:r>
-              <w:rPr>
-                <w:rFonts w:ascii="Arial" w:hAnsi="Arial" w:cs="Arial"/>
-                <w:color w:val="1F1F1F"/>
-                <w:bdr w:val="none" w:sz="0" w:space="0" w:color="auto" w:frame="1"/>
-              </w:rPr>
-              <w:t xml:space="preserve"> Dot-Walking (</w:t>
+            <w:r>
+              <w:rPr>
+                <w:rFonts w:ascii="Arial" w:hAnsi="Arial" w:cs="Arial"/>
+                <w:color w:val="1F1F1F"/>
+                <w:bdr w:val="none" w:sz="0" w:space="0" w:color="auto" w:frame="1"/>
+              </w:rPr>
+              <w:t>ServiceNow Dot-Walking (</w:t>
             </w:r>
             <w:r>
               <w:rPr>
@@ -1833,9 +1805,16 @@
                 <w:color w:val="444746"/>
                 <w:bdr w:val="none" w:sz="0" w:space="0" w:color="auto" w:frame="1"/>
               </w:rPr>
-              <w:t xml:space="preserve">Assigned </w:t>
-            </w:r>
-            <w:proofErr w:type="spellStart"/>
+              <w:t>Assigned to.department</w:t>
+            </w:r>
+            <w:r>
+              <w:rPr>
+                <w:rFonts w:ascii="Arial" w:hAnsi="Arial" w:cs="Arial"/>
+                <w:color w:val="1F1F1F"/>
+                <w:bdr w:val="none" w:sz="0" w:space="0" w:color="auto" w:frame="1"/>
+              </w:rPr>
+              <w:t xml:space="preserve">, </w:t>
+            </w:r>
             <w:r>
               <w:rPr>
                 <w:rStyle w:val="HTMLCode"/>
@@ -1843,37 +1822,8 @@
                 <w:color w:val="444746"/>
                 <w:bdr w:val="none" w:sz="0" w:space="0" w:color="auto" w:frame="1"/>
               </w:rPr>
-              <w:t>to.department</w:t>
-            </w:r>
-            <w:proofErr w:type="spellEnd"/>
-            <w:r>
-              <w:rPr>
-                <w:rFonts w:ascii="Arial" w:hAnsi="Arial" w:cs="Arial"/>
-                <w:color w:val="1F1F1F"/>
-                <w:bdr w:val="none" w:sz="0" w:space="0" w:color="auto" w:frame="1"/>
-              </w:rPr>
-              <w:t xml:space="preserve">, </w:t>
-            </w:r>
-            <w:r>
-              <w:rPr>
-                <w:rStyle w:val="HTMLCode"/>
-                <w:rFonts w:ascii="Arial" w:eastAsia="Calibri" w:hAnsi="Arial" w:cs="Arial"/>
-                <w:color w:val="444746"/>
-                <w:bdr w:val="none" w:sz="0" w:space="0" w:color="auto" w:frame="1"/>
-              </w:rPr>
-              <w:t xml:space="preserve">Assigned </w:t>
-            </w:r>
-            <w:proofErr w:type="spellStart"/>
-            <w:r>
-              <w:rPr>
-                <w:rStyle w:val="HTMLCode"/>
-                <w:rFonts w:ascii="Arial" w:eastAsia="Calibri" w:hAnsi="Arial" w:cs="Arial"/>
-                <w:color w:val="444746"/>
-                <w:bdr w:val="none" w:sz="0" w:space="0" w:color="auto" w:frame="1"/>
-              </w:rPr>
-              <w:t>to.email</w:t>
-            </w:r>
-            <w:proofErr w:type="spellEnd"/>
+              <w:t>Assigned to.email</w:t>
+            </w:r>
             <w:r>
               <w:rPr>
                 <w:rFonts w:ascii="Arial" w:hAnsi="Arial" w:cs="Arial"/>
@@ -2105,7 +2055,6 @@
                 <w:b/>
               </w:rPr>
             </w:pPr>
-            <w:proofErr w:type="spellStart"/>
             <w:r>
               <w:rPr>
                 <w:rStyle w:val="Strong"/>
@@ -2115,7 +2064,6 @@
               </w:rPr>
               <w:t>S.No</w:t>
             </w:r>
-            <w:proofErr w:type="spellEnd"/>
           </w:p>
         </w:tc>
         <w:tc>
@@ -2449,7 +2397,6 @@
               </w:rPr>
               <w:t xml:space="preserve">, </w:t>
             </w:r>
-            <w:proofErr w:type="spellStart"/>
             <w:r>
               <w:rPr>
                 <w:rStyle w:val="HTMLCode"/>
@@ -2459,7 +2406,6 @@
               </w:rPr>
               <w:t>import_admin</w:t>
             </w:r>
-            <w:proofErr w:type="spellEnd"/>
             <w:r>
               <w:rPr>
                 <w:rFonts w:ascii="Arial" w:hAnsi="Arial" w:cs="Arial"/>
@@ -2801,7 +2747,6 @@
               </w:rPr>
               <w:t>Import processing uses staging (</w:t>
             </w:r>
-            <w:proofErr w:type="spellStart"/>
             <w:r>
               <w:rPr>
                 <w:rStyle w:val="HTMLCode"/>
@@ -2811,7 +2756,6 @@
               </w:rPr>
               <w:t>import_employee</w:t>
             </w:r>
-            <w:proofErr w:type="spellEnd"/>
             <w:r>
               <w:rPr>
                 <w:rFonts w:ascii="Arial" w:hAnsi="Arial" w:cs="Arial"/>
@@ -2820,7 +2764,6 @@
               </w:rPr>
               <w:t xml:space="preserve">) to prevent database locking on the live </w:t>
             </w:r>
-            <w:proofErr w:type="spellStart"/>
             <w:r>
               <w:rPr>
                 <w:rStyle w:val="HTMLCode"/>
@@ -2830,32 +2773,13 @@
               </w:rPr>
               <w:t>sys_user</w:t>
             </w:r>
-            <w:proofErr w:type="spellEnd"/>
-            <w:r>
-              <w:rPr>
-                <w:rFonts w:ascii="Arial" w:hAnsi="Arial" w:cs="Arial"/>
-                <w:color w:val="1F1F1F"/>
-                <w:bdr w:val="none" w:sz="0" w:space="0" w:color="auto" w:frame="1"/>
-              </w:rPr>
-              <w:t xml:space="preserve"> table. On the UI side, dot-walking is processed server-side, entirely avoiding the need for slow, performance-heavy client-side scripting (like </w:t>
-            </w:r>
-            <w:proofErr w:type="spellStart"/>
-            <w:r>
-              <w:rPr>
-                <w:rFonts w:ascii="Arial" w:hAnsi="Arial" w:cs="Arial"/>
-                <w:color w:val="1F1F1F"/>
-                <w:bdr w:val="none" w:sz="0" w:space="0" w:color="auto" w:frame="1"/>
-              </w:rPr>
-              <w:t>GlideAjax</w:t>
-            </w:r>
-            <w:proofErr w:type="spellEnd"/>
-            <w:r>
-              <w:rPr>
-                <w:rFonts w:ascii="Arial" w:hAnsi="Arial" w:cs="Arial"/>
-                <w:color w:val="1F1F1F"/>
-                <w:bdr w:val="none" w:sz="0" w:space="0" w:color="auto" w:frame="1"/>
-              </w:rPr>
-              <w:t>).</w:t>
+            <w:r>
+              <w:rPr>
+                <w:rFonts w:ascii="Arial" w:hAnsi="Arial" w:cs="Arial"/>
+                <w:color w:val="1F1F1F"/>
+                <w:bdr w:val="none" w:sz="0" w:space="0" w:color="auto" w:frame="1"/>
+              </w:rPr>
+              <w:t xml:space="preserve"> table. On the UI side, dot-walking is processed server-side, entirely avoiding the need for slow, performance-heavy client-side scripting (like GlideAjax).</w:t>
             </w:r>
           </w:p>
         </w:tc>
@@ -2923,7 +2847,7 @@
 </file>
 
 <file path=word/numbering.xml><?xml version="1.0" encoding="utf-8"?>
-<w:numbering xmlns:wpc="http://schemas.microsoft.com/office/word/2010/wordprocessingCanvas" xmlns:cx="http://schemas.microsoft.com/office/drawing/2014/chartex" xmlns:cx1="http://schemas.microsoft.com/office/drawing/2015/9/8/chartex" xmlns:mc="http://schemas.openxmlformats.org/markup-compatibility/2006" xmlns:o="urn:schemas-microsoft-com:office:office" xmlns:r="http://schemas.openxmlformats.org/officeDocument/2006/relationships" xmlns:m="http://schemas.openxmlformats.org/officeDocument/2006/math" xmlns:v="urn:schemas-microsoft-com:vml" xmlns:wp14="http://schemas.microsoft.com/office/word/2010/wordprocessingDrawing" xmlns:wp="http://schemas.openxmlformats.org/drawingml/2006/wordprocessingDrawing" xmlns:w10="urn:schemas-microsoft-com:office:word" xmlns:w="http://schemas.openxmlformats.org/wordprocessingml/2006/main" xmlns:w14="http://schemas.microsoft.com/office/word/2010/wordml" xmlns:w15="http://schemas.microsoft.com/office/word/2012/wordml" xmlns:w16se="http://schemas.microsoft.com/office/word/2015/wordml/symex" xmlns:wpg="http://schemas.microsoft.com/office/word/2010/wordprocessingGroup" xmlns:wpi="http://schemas.microsoft.com/office/word/2010/wordprocessingInk" xmlns:wne="http://schemas.microsoft.com/office/word/2006/wordml" xmlns:wps="http://schemas.microsoft.com/office/word/2010/wordprocessingShape" mc:Ignorable="w14 w15 w16se wp14">
+<w:numbering xmlns:wpc="http://schemas.microsoft.com/office/word/2010/wordprocessingCanvas" xmlns:cx="http://schemas.microsoft.com/office/drawing/2014/chartex" xmlns:cx1="http://schemas.microsoft.com/office/drawing/2015/9/8/chartex" xmlns:cx2="http://schemas.microsoft.com/office/drawing/2015/10/21/chartex" xmlns:cx3="http://schemas.microsoft.com/office/drawing/2016/5/9/chartex" xmlns:cx4="http://schemas.microsoft.com/office/drawing/2016/5/10/chartex" xmlns:cx5="http://schemas.microsoft.com/office/drawing/2016/5/11/chartex" xmlns:cx6="http://schemas.microsoft.com/office/drawing/2016/5/12/chartex" xmlns:cx7="http://schemas.microsoft.com/office/drawing/2016/5/13/chartex" xmlns:cx8="http://schemas.microsoft.com/office/drawing/2016/5/14/chartex" xmlns:mc="http://schemas.openxmlformats.org/markup-compatibility/2006" xmlns:aink="http://schemas.microsoft.com/office/drawing/2016/ink" xmlns:am3d="http://schemas.microsoft.com/office/drawing/2017/model3d" xmlns:o="urn:schemas-microsoft-com:office:office" xmlns:oel="http://schemas.microsoft.com/office/2019/extlst" xmlns:r="http://schemas.openxmlformats.org/officeDocument/2006/relationships" xmlns:m="http://schemas.openxmlformats.org/officeDocument/2006/math" xmlns:v="urn:schemas-microsoft-com:vml" xmlns:wp14="http://schemas.microsoft.com/office/word/2010/wordprocessingDrawing" xmlns:wp="http://schemas.openxmlformats.org/drawingml/2006/wordprocessingDrawing" xmlns:w10="urn:schemas-microsoft-com:office:word" xmlns:w="http://schemas.openxmlformats.org/wordprocessingml/2006/main" xmlns:w14="http://schemas.microsoft.com/office/word/2010/wordml" xmlns:w15="http://schemas.microsoft.com/office/word/2012/wordml" xmlns:w16cex="http://schemas.microsoft.com/office/word/2018/wordml/cex" xmlns:w16cid="http://schemas.microsoft.com/office/word/2016/wordml/cid" xmlns:w16="http://schemas.microsoft.com/office/word/2018/wordml" xmlns:w16du="http://schemas.microsoft.com/office/word/2023/wordml/word16du" xmlns:w16sdtdh="http://schemas.microsoft.com/office/word/2020/wordml/sdtdatahash" xmlns:w16sdtfl="http://schemas.microsoft.com/office/word/2024/wordml/sdtformatlock" xmlns:w16se="http://schemas.microsoft.com/office/word/2015/wordml/symex" xmlns:wpg="http://schemas.microsoft.com/office/word/2010/wordprocessingGroup" xmlns:wpi="http://schemas.microsoft.com/office/word/2010/wordprocessingInk" xmlns:wne="http://schemas.microsoft.com/office/word/2006/wordml" xmlns:wps="http://schemas.microsoft.com/office/word/2010/wordprocessingShape" mc:Ignorable="w14 w15 w16se w16cid w16 w16cex w16sdtdh w16sdtfl w16du wp14">
   <w:abstractNum w:abstractNumId="0" w15:restartNumberingAfterBreak="0">
     <w:nsid w:val="1F552EF7"/>
     <w:multiLevelType w:val="multilevel"/>
@@ -3096,17 +3020,17 @@
       </w:pPr>
     </w:lvl>
   </w:abstractNum>
-  <w:num w:numId="1">
+  <w:num w:numId="1" w16cid:durableId="1008022147">
     <w:abstractNumId w:val="0"/>
   </w:num>
-  <w:num w:numId="2">
+  <w:num w:numId="2" w16cid:durableId="232932765">
     <w:abstractNumId w:val="1"/>
   </w:num>
 </w:numbering>
 </file>
 
 <file path=word/styles.xml><?xml version="1.0" encoding="utf-8"?>
-<w:styles xmlns:mc="http://schemas.openxmlformats.org/markup-compatibility/2006" xmlns:r="http://schemas.openxmlformats.org/officeDocument/2006/relationships" xmlns:w="http://schemas.openxmlformats.org/wordprocessingml/2006/main" xmlns:w14="http://schemas.microsoft.com/office/word/2010/wordml" xmlns:w15="http://schemas.microsoft.com/office/word/2012/wordml" xmlns:w16se="http://schemas.microsoft.com/office/word/2015/wordml/symex" mc:Ignorable="w14 w15 w16se">
+<w:styles xmlns:mc="http://schemas.openxmlformats.org/markup-compatibility/2006" xmlns:r="http://schemas.openxmlformats.org/officeDocument/2006/relationships" xmlns:w="http://schemas.openxmlformats.org/wordprocessingml/2006/main" xmlns:w14="http://schemas.microsoft.com/office/word/2010/wordml" xmlns:w15="http://schemas.microsoft.com/office/word/2012/wordml" xmlns:w16cex="http://schemas.microsoft.com/office/word/2018/wordml/cex" xmlns:w16cid="http://schemas.microsoft.com/office/word/2016/wordml/cid" xmlns:w16="http://schemas.microsoft.com/office/word/2018/wordml" xmlns:w16du="http://schemas.microsoft.com/office/word/2023/wordml/word16du" xmlns:w16sdtdh="http://schemas.microsoft.com/office/word/2020/wordml/sdtdatahash" xmlns:w16sdtfl="http://schemas.microsoft.com/office/word/2024/wordml/sdtformatlock" xmlns:w16se="http://schemas.microsoft.com/office/word/2015/wordml/symex" mc:Ignorable="w14 w15 w16se w16cid w16 w16cex w16sdtdh w16sdtfl w16du">
   <w:docDefaults>
     <w:rPrDefault>
       <w:rPr>
@@ -3122,7 +3046,7 @@
       </w:pPr>
     </w:pPrDefault>
   </w:docDefaults>
-  <w:latentStyles w:defLockedState="0" w:defUIPriority="99" w:defSemiHidden="0" w:defUnhideWhenUsed="0" w:defQFormat="0" w:count="371">
+  <w:latentStyles w:defLockedState="0" w:defUIPriority="99" w:defSemiHidden="0" w:defUnhideWhenUsed="0" w:defQFormat="0" w:count="376">
     <w:lsdException w:name="Normal" w:uiPriority="0" w:qFormat="1"/>
     <w:lsdException w:name="heading 1" w:uiPriority="9" w:qFormat="1"/>
     <w:lsdException w:name="heading 2" w:semiHidden="1" w:uiPriority="9" w:unhideWhenUsed="1" w:qFormat="1"/>
@@ -3494,6 +3418,11 @@
     <w:lsdException w:name="List Table 5 Dark Accent 6" w:uiPriority="50"/>
     <w:lsdException w:name="List Table 6 Colorful Accent 6" w:uiPriority="51"/>
     <w:lsdException w:name="List Table 7 Colorful Accent 6" w:uiPriority="52"/>
+    <w:lsdException w:name="Mention" w:semiHidden="1" w:unhideWhenUsed="1"/>
+    <w:lsdException w:name="Smart Hyperlink" w:semiHidden="1" w:unhideWhenUsed="1"/>
+    <w:lsdException w:name="Hashtag" w:semiHidden="1" w:unhideWhenUsed="1"/>
+    <w:lsdException w:name="Unresolved Mention" w:semiHidden="1" w:unhideWhenUsed="1"/>
+    <w:lsdException w:name="Smart Link" w:semiHidden="1" w:unhideWhenUsed="1"/>
   </w:latentStyles>
   <w:style w:type="paragraph" w:default="1" w:styleId="Normal">
     <w:name w:val="Normal"/>
@@ -3618,7 +3547,6 @@
   <w:style w:type="character" w:default="1" w:styleId="DefaultParagraphFont">
     <w:name w:val="Default Paragraph Font"/>
     <w:uiPriority w:val="1"/>
-    <w:semiHidden/>
     <w:unhideWhenUsed/>
   </w:style>
   <w:style w:type="table" w:default="1" w:styleId="TableNormal">
@@ -3700,7 +3628,7 @@
       <w:u w:val="single"/>
     </w:rPr>
   </w:style>
-  <w:style w:type="character" w:customStyle="1" w:styleId="UnresolvedMention">
+  <w:style w:type="character" w:styleId="UnresolvedMention">
     <w:name w:val="Unresolved Mention"/>
     <w:basedOn w:val="DefaultParagraphFont"/>
     <w:uiPriority w:val="99"/>
